--- a/Hidden Markov Models/HMM - Two Spies Printables.docx
+++ b/Hidden Markov Models/HMM - Two Spies Printables.docx
@@ -156,6 +156,16 @@
         </w:rPr>
         <w:t>ROUND 1</w:t>
       </w:r>
+      <w:r>
+        <w:rPr>
+          <w:b/>
+          <w:bCs/>
+        </w:rPr>
+        <w:t xml:space="preserve"> </w:t>
+      </w:r>
+      <w:r>
+        <w:t>– Initial State:</w:t>
+      </w:r>
     </w:p>
     <w:p>
       <w:pPr>
@@ -204,8 +214,6 @@
       </w:r>
       <w:r>
         <w:tab/>
-      </w:r>
-      <w:r>
         <w:t>____</w:t>
       </w:r>
     </w:p>
@@ -266,14 +274,17 @@
           <w:b/>
           <w:bCs/>
         </w:rPr>
-        <w:t xml:space="preserve">ROUND </w:t>
-      </w:r>
-      <w:r>
-        <w:rPr>
-          <w:b/>
-          <w:bCs/>
-        </w:rPr>
-        <w:t>2</w:t>
+        <w:t>ROUND 2</w:t>
+      </w:r>
+      <w:r>
+        <w:rPr>
+          <w:b/>
+          <w:bCs/>
+        </w:rPr>
+        <w:t xml:space="preserve"> </w:t>
+      </w:r>
+      <w:r>
+        <w:t>– Initial State:</w:t>
       </w:r>
     </w:p>
     <w:p>
@@ -386,14 +397,17 @@
           <w:b/>
           <w:bCs/>
         </w:rPr>
-        <w:t xml:space="preserve">ROUND </w:t>
-      </w:r>
-      <w:r>
-        <w:rPr>
-          <w:b/>
-          <w:bCs/>
-        </w:rPr>
-        <w:t>3</w:t>
+        <w:t>ROUND 3</w:t>
+      </w:r>
+      <w:r>
+        <w:rPr>
+          <w:b/>
+          <w:bCs/>
+        </w:rPr>
+        <w:t xml:space="preserve"> </w:t>
+      </w:r>
+      <w:r>
+        <w:t>– Initial State:</w:t>
       </w:r>
     </w:p>
     <w:p>
@@ -504,10 +518,7 @@
         <w:t>Deep Cover Spy</w:t>
       </w:r>
       <w:r>
-        <w:t xml:space="preserve">. You have no actions. You simulate the HMM. Each round, you secretly perform a state transition according to the transition probabilities, then offer a public observation based on the sensor probabilities. </w:t>
-      </w:r>
-      <w:r>
-        <w:t>Roll a die to determine the start.</w:t>
+        <w:t>. You have no actions. You simulate the HMM. Each round, you secretly perform a state transition according to the transition probabilities, then offer a public observation based on the sensor probabilities. Roll a die to determine the start.</w:t>
       </w:r>
     </w:p>
     <w:p>
@@ -661,6 +672,16 @@
         </w:rPr>
         <w:t>ROUND 1</w:t>
       </w:r>
+      <w:r>
+        <w:rPr>
+          <w:b/>
+          <w:bCs/>
+        </w:rPr>
+        <w:t xml:space="preserve"> </w:t>
+      </w:r>
+      <w:r>
+        <w:t>– Initial State:</w:t>
+      </w:r>
     </w:p>
     <w:p>
       <w:pPr>
@@ -771,6 +792,16 @@
         </w:rPr>
         <w:t>ROUND 2</w:t>
       </w:r>
+      <w:r>
+        <w:rPr>
+          <w:b/>
+          <w:bCs/>
+        </w:rPr>
+        <w:t xml:space="preserve"> </w:t>
+      </w:r>
+      <w:r>
+        <w:t>– Initial State:</w:t>
+      </w:r>
     </w:p>
     <w:p>
       <w:pPr>
@@ -881,6 +912,16 @@
         </w:rPr>
         <w:t>ROUND 3</w:t>
       </w:r>
+      <w:r>
+        <w:rPr>
+          <w:b/>
+          <w:bCs/>
+        </w:rPr>
+        <w:t xml:space="preserve"> </w:t>
+      </w:r>
+      <w:r>
+        <w:t>– Initial State:</w:t>
+      </w:r>
     </w:p>
     <w:p>
       <w:pPr>
@@ -991,31 +1032,11 @@
         <w:t>Hunter Spy</w:t>
       </w:r>
       <w:r>
-        <w:t>.</w:t>
-      </w:r>
-      <w:r>
-        <w:t xml:space="preserve"> Your goal is to </w:t>
-      </w:r>
-      <w:r>
-        <w:t xml:space="preserve">capture the Deep Cover Spy. Your actions are: Move to an adjacent state, Stay in your current state, or Capture in your current state. </w:t>
-      </w:r>
-      <w:r>
-        <w:t xml:space="preserve">Roll a die to determine </w:t>
-      </w:r>
-      <w:r>
-        <w:t>your</w:t>
-      </w:r>
-      <w:r>
-        <w:t xml:space="preserve"> start</w:t>
-      </w:r>
-      <w:r>
-        <w:t xml:space="preserve"> state. </w:t>
-      </w:r>
-    </w:p>
-    <w:p>
-      <w:pPr>
-        <w:spacing w:after="0"/>
-      </w:pPr>
+        <w:t xml:space="preserve">. Your goal is to capture the Deep Cover Spy. Your actions are: Move to an adjacent state, Stay in your current state, or Capture in your current state. Roll a die to determine your start state. </w:t>
+      </w:r>
+      <w:r>
+        <w:br/>
+      </w:r>
       <w:r>
         <w:rPr>
           <w:b/>
@@ -1024,27 +1045,18 @@
         <w:t>M</w:t>
       </w:r>
       <w:r>
-        <w:t>ove</w:t>
-      </w:r>
-      <w:r>
-        <w:t>:</w:t>
-      </w:r>
-    </w:p>
-    <w:p>
-      <w:pPr>
-        <w:spacing w:after="0"/>
-      </w:pPr>
-      <w:r>
-        <w:tab/>
+        <w:t>ove:</w:t>
+      </w:r>
+      <w:r>
+        <w:br/>
+        <w:t xml:space="preserve">              </w:t>
       </w:r>
       <w:r>
         <w:t>Move deterministically to an adjacent state.</w:t>
       </w:r>
-    </w:p>
-    <w:p>
-      <w:pPr>
-        <w:spacing w:after="0"/>
-      </w:pPr>
+      <w:r>
+        <w:br/>
+      </w:r>
       <w:r>
         <w:rPr>
           <w:b/>
@@ -1053,24 +1065,20 @@
         <w:t>S</w:t>
       </w:r>
       <w:r>
-        <w:t>tay</w:t>
-      </w:r>
-      <w:r>
-        <w:t>:</w:t>
-      </w:r>
-    </w:p>
-    <w:p>
-      <w:r>
-        <w:tab/>
+        <w:t>tay:</w:t>
+      </w:r>
+      <w:r>
+        <w:br/>
+      </w:r>
+      <w:r>
+        <w:t xml:space="preserve">              </w:t>
       </w:r>
       <w:r>
         <w:t>Stay in your current state.</w:t>
       </w:r>
-    </w:p>
-    <w:p>
-      <w:pPr>
-        <w:spacing w:after="0"/>
-      </w:pPr>
+      <w:r>
+        <w:br/>
+      </w:r>
       <w:r>
         <w:rPr>
           <w:b/>
@@ -1081,17 +1089,16 @@
       <w:r>
         <w:t>apture:</w:t>
       </w:r>
-    </w:p>
-    <w:p>
-      <w:pPr>
-        <w:spacing w:after="0"/>
-      </w:pPr>
-      <w:r>
-        <w:tab/>
+      <w:r>
+        <w:br/>
+      </w:r>
+      <w:r>
+        <w:t xml:space="preserve">              </w:t>
+      </w:r>
+      <w:r>
         <w:t>If the Deep Cover Spy is in the same state as you, you capture them and end the game. If not, you blow your cover, and the Deep Cover Spy will not transition into this state next turn.</w:t>
       </w:r>
     </w:p>
-    <w:p/>
     <w:p>
       <w:r>
         <w:rPr>
@@ -1139,6 +1146,152 @@
           </wp:inline>
         </w:drawing>
       </w:r>
+      <w:r>
+        <w:rPr>
+          <w:b/>
+          <w:bCs/>
+        </w:rPr>
+        <w:t>ROUND 1</w:t>
+      </w:r>
+      <w:r>
+        <w:br/>
+      </w:r>
+      <w:r>
+        <w:t>Observation</w:t>
+      </w:r>
+      <w:r>
+        <w:t>:</w:t>
+      </w:r>
+      <w:r>
+        <w:tab/>
+        <w:t>____</w:t>
+      </w:r>
+      <w:r>
+        <w:tab/>
+      </w:r>
+      <w:r>
+        <w:tab/>
+        <w:t>____</w:t>
+      </w:r>
+      <w:r>
+        <w:tab/>
+      </w:r>
+      <w:r>
+        <w:tab/>
+        <w:t>____</w:t>
+      </w:r>
+      <w:r>
+        <w:tab/>
+      </w:r>
+      <w:r>
+        <w:tab/>
+        <w:t>____</w:t>
+      </w:r>
+      <w:r>
+        <w:tab/>
+      </w:r>
+      <w:r>
+        <w:tab/>
+        <w:t>____</w:t>
+      </w:r>
+      <w:r>
+        <w:tab/>
+      </w:r>
+      <w:r>
+        <w:tab/>
+        <w:t>____</w:t>
+      </w:r>
+      <w:r>
+        <w:br/>
+        <w:t>Prediction</w:t>
+      </w:r>
+      <w:r>
+        <w:t>:</w:t>
+      </w:r>
+      <w:r>
+        <w:tab/>
+        <w:t>____</w:t>
+      </w:r>
+      <w:r>
+        <w:tab/>
+      </w:r>
+      <w:r>
+        <w:tab/>
+        <w:t>____</w:t>
+      </w:r>
+      <w:r>
+        <w:tab/>
+      </w:r>
+      <w:r>
+        <w:tab/>
+        <w:t>____</w:t>
+      </w:r>
+      <w:r>
+        <w:tab/>
+      </w:r>
+      <w:r>
+        <w:tab/>
+        <w:t>____</w:t>
+      </w:r>
+      <w:r>
+        <w:tab/>
+      </w:r>
+      <w:r>
+        <w:tab/>
+        <w:t>____</w:t>
+      </w:r>
+      <w:r>
+        <w:tab/>
+      </w:r>
+      <w:r>
+        <w:tab/>
+        <w:t>____</w:t>
+      </w:r>
+      <w:r>
+        <w:br/>
+      </w:r>
+      <w:r>
+        <w:t>Action:</w:t>
+      </w:r>
+      <w:r>
+        <w:tab/>
+        <w:t>____</w:t>
+      </w:r>
+      <w:r>
+        <w:tab/>
+      </w:r>
+      <w:r>
+        <w:tab/>
+        <w:t>____</w:t>
+      </w:r>
+      <w:r>
+        <w:tab/>
+      </w:r>
+      <w:r>
+        <w:tab/>
+        <w:t>____</w:t>
+      </w:r>
+      <w:r>
+        <w:tab/>
+      </w:r>
+      <w:r>
+        <w:tab/>
+        <w:t>____</w:t>
+      </w:r>
+      <w:r>
+        <w:tab/>
+      </w:r>
+      <w:r>
+        <w:tab/>
+        <w:t>____</w:t>
+      </w:r>
+      <w:r>
+        <w:tab/>
+      </w:r>
+      <w:r>
+        <w:tab/>
+        <w:t>____</w:t>
+      </w:r>
     </w:p>
     <w:p>
       <w:pPr>
@@ -1153,228 +1306,148 @@
           <w:b/>
           <w:bCs/>
         </w:rPr>
-        <w:t>ROUND 1</w:t>
+        <w:t>ROUND 2</w:t>
+      </w:r>
+    </w:p>
+    <w:p>
+      <w:r>
+        <w:t>Observation:</w:t>
+      </w:r>
+      <w:r>
+        <w:tab/>
+        <w:t>____</w:t>
+      </w:r>
+      <w:r>
+        <w:tab/>
+      </w:r>
+      <w:r>
+        <w:tab/>
+        <w:t>____</w:t>
+      </w:r>
+      <w:r>
+        <w:tab/>
+      </w:r>
+      <w:r>
+        <w:tab/>
+        <w:t>____</w:t>
+      </w:r>
+      <w:r>
+        <w:tab/>
+      </w:r>
+      <w:r>
+        <w:tab/>
+        <w:t>____</w:t>
+      </w:r>
+      <w:r>
+        <w:tab/>
+      </w:r>
+      <w:r>
+        <w:tab/>
+        <w:t>____</w:t>
+      </w:r>
+      <w:r>
+        <w:tab/>
+      </w:r>
+      <w:r>
+        <w:tab/>
+        <w:t>____</w:t>
+      </w:r>
+      <w:r>
+        <w:br/>
+        <w:t>Prediction:</w:t>
+      </w:r>
+      <w:r>
+        <w:tab/>
+        <w:t>____</w:t>
+      </w:r>
+      <w:r>
+        <w:tab/>
+      </w:r>
+      <w:r>
+        <w:tab/>
+        <w:t>____</w:t>
+      </w:r>
+      <w:r>
+        <w:tab/>
+      </w:r>
+      <w:r>
+        <w:tab/>
+        <w:t>____</w:t>
+      </w:r>
+      <w:r>
+        <w:tab/>
+      </w:r>
+      <w:r>
+        <w:tab/>
+        <w:t>____</w:t>
+      </w:r>
+      <w:r>
+        <w:tab/>
+      </w:r>
+      <w:r>
+        <w:tab/>
+        <w:t>____</w:t>
+      </w:r>
+      <w:r>
+        <w:tab/>
+      </w:r>
+      <w:r>
+        <w:tab/>
+        <w:t>____</w:t>
+      </w:r>
+      <w:r>
+        <w:br/>
+        <w:t>Action:</w:t>
+      </w:r>
+      <w:r>
+        <w:tab/>
+        <w:t>____</w:t>
+      </w:r>
+      <w:r>
+        <w:tab/>
+      </w:r>
+      <w:r>
+        <w:tab/>
+        <w:t>____</w:t>
+      </w:r>
+      <w:r>
+        <w:tab/>
+      </w:r>
+      <w:r>
+        <w:tab/>
+        <w:t>____</w:t>
+      </w:r>
+      <w:r>
+        <w:tab/>
+      </w:r>
+      <w:r>
+        <w:tab/>
+        <w:t>____</w:t>
+      </w:r>
+      <w:r>
+        <w:tab/>
+      </w:r>
+      <w:r>
+        <w:tab/>
+        <w:t>____</w:t>
+      </w:r>
+      <w:r>
+        <w:tab/>
+      </w:r>
+      <w:r>
+        <w:tab/>
+        <w:t>____</w:t>
       </w:r>
     </w:p>
     <w:p>
       <w:pPr>
         <w:spacing w:after="0"/>
+        <w:rPr>
+          <w:b/>
+          <w:bCs/>
+        </w:rPr>
       </w:pPr>
       <w:r>
-        <w:t>Observation</w:t>
-      </w:r>
-      <w:r>
-        <w:t>:</w:t>
-      </w:r>
-      <w:r>
-        <w:tab/>
-        <w:t>____</w:t>
-      </w:r>
-      <w:r>
-        <w:tab/>
-      </w:r>
-      <w:r>
-        <w:tab/>
-        <w:t>____</w:t>
-      </w:r>
-      <w:r>
-        <w:tab/>
-      </w:r>
-      <w:r>
-        <w:tab/>
-        <w:t>____</w:t>
-      </w:r>
-      <w:r>
-        <w:tab/>
-      </w:r>
-      <w:r>
-        <w:tab/>
-        <w:t>____</w:t>
-      </w:r>
-      <w:r>
-        <w:tab/>
-      </w:r>
-      <w:r>
-        <w:tab/>
-        <w:t>____</w:t>
-      </w:r>
-      <w:r>
-        <w:tab/>
-      </w:r>
-      <w:r>
-        <w:tab/>
-        <w:t>____</w:t>
-      </w:r>
-    </w:p>
-    <w:p>
-      <w:r>
-        <w:t>Action</w:t>
-      </w:r>
-      <w:r>
-        <w:t>:</w:t>
-      </w:r>
-      <w:r>
-        <w:tab/>
-        <w:t>____</w:t>
-      </w:r>
-      <w:r>
-        <w:tab/>
-      </w:r>
-      <w:r>
-        <w:tab/>
-        <w:t>____</w:t>
-      </w:r>
-      <w:r>
-        <w:tab/>
-      </w:r>
-      <w:r>
-        <w:tab/>
-        <w:t>____</w:t>
-      </w:r>
-      <w:r>
-        <w:tab/>
-      </w:r>
-      <w:r>
-        <w:tab/>
-        <w:t>____</w:t>
-      </w:r>
-      <w:r>
-        <w:tab/>
-      </w:r>
-      <w:r>
-        <w:tab/>
-        <w:t>____</w:t>
-      </w:r>
-      <w:r>
-        <w:tab/>
-      </w:r>
-      <w:r>
-        <w:tab/>
-        <w:t>____</w:t>
-      </w:r>
-    </w:p>
-    <w:p>
-      <w:pPr>
-        <w:spacing w:after="0"/>
-        <w:rPr>
-          <w:b/>
-          <w:bCs/>
-        </w:rPr>
-      </w:pPr>
-      <w:r>
-        <w:rPr>
-          <w:b/>
-          <w:bCs/>
-        </w:rPr>
-        <w:t>ROUND 2</w:t>
-      </w:r>
-    </w:p>
-    <w:p>
-      <w:pPr>
-        <w:spacing w:after="0"/>
-      </w:pPr>
-      <w:r>
-        <w:t>Observation</w:t>
-      </w:r>
-      <w:r>
-        <w:t>:</w:t>
-      </w:r>
-      <w:r>
-        <w:tab/>
-        <w:t>____</w:t>
-      </w:r>
-      <w:r>
-        <w:tab/>
-      </w:r>
-      <w:r>
-        <w:tab/>
-        <w:t>____</w:t>
-      </w:r>
-      <w:r>
-        <w:tab/>
-      </w:r>
-      <w:r>
-        <w:tab/>
-        <w:t>____</w:t>
-      </w:r>
-      <w:r>
-        <w:tab/>
-      </w:r>
-      <w:r>
-        <w:tab/>
-        <w:t>____</w:t>
-      </w:r>
-      <w:r>
-        <w:tab/>
-      </w:r>
-      <w:r>
-        <w:tab/>
-        <w:t>____</w:t>
-      </w:r>
-      <w:r>
-        <w:tab/>
-      </w:r>
-      <w:r>
-        <w:tab/>
-        <w:t>____</w:t>
-      </w:r>
-    </w:p>
-    <w:p>
-      <w:r>
-        <w:t>Action</w:t>
-      </w:r>
-      <w:r>
-        <w:t>:</w:t>
-      </w:r>
-      <w:r>
-        <w:tab/>
-        <w:t>____</w:t>
-      </w:r>
-      <w:r>
-        <w:tab/>
-      </w:r>
-      <w:r>
-        <w:tab/>
-        <w:t>____</w:t>
-      </w:r>
-      <w:r>
-        <w:tab/>
-      </w:r>
-      <w:r>
-        <w:tab/>
-        <w:t>____</w:t>
-      </w:r>
-      <w:r>
-        <w:tab/>
-      </w:r>
-      <w:r>
-        <w:tab/>
-        <w:t>____</w:t>
-      </w:r>
-      <w:r>
-        <w:tab/>
-      </w:r>
-      <w:r>
-        <w:tab/>
-        <w:t>____</w:t>
-      </w:r>
-      <w:r>
-        <w:tab/>
-      </w:r>
-      <w:r>
-        <w:tab/>
-        <w:t>____</w:t>
-      </w:r>
-    </w:p>
-    <w:p>
-      <w:pPr>
-        <w:spacing w:after="0"/>
-        <w:rPr>
-          <w:b/>
-          <w:bCs/>
-        </w:rPr>
-      </w:pPr>
-      <w:r>
         <w:rPr>
           <w:b/>
           <w:bCs/>
@@ -1383,61 +1456,94 @@
       </w:r>
     </w:p>
     <w:p>
-      <w:pPr>
-        <w:spacing w:after="0"/>
-      </w:pPr>
-      <w:r>
-        <w:t>Observation</w:t>
-      </w:r>
-      <w:r>
-        <w:t>:</w:t>
-      </w:r>
-      <w:r>
-        <w:tab/>
-        <w:t>____</w:t>
-      </w:r>
-      <w:r>
-        <w:tab/>
-      </w:r>
-      <w:r>
-        <w:tab/>
-        <w:t>____</w:t>
-      </w:r>
-      <w:r>
-        <w:tab/>
-      </w:r>
-      <w:r>
-        <w:tab/>
-        <w:t>____</w:t>
-      </w:r>
-      <w:r>
-        <w:tab/>
-      </w:r>
-      <w:r>
-        <w:tab/>
-        <w:t>____</w:t>
-      </w:r>
-      <w:r>
-        <w:tab/>
-      </w:r>
-      <w:r>
-        <w:tab/>
-        <w:t>____</w:t>
-      </w:r>
-      <w:r>
-        <w:tab/>
-      </w:r>
-      <w:r>
-        <w:tab/>
-        <w:t>____</w:t>
-      </w:r>
-    </w:p>
-    <w:p>
-      <w:r>
-        <w:t>Action</w:t>
-      </w:r>
-      <w:r>
-        <w:t>:</w:t>
+      <w:r>
+        <w:t>Observation:</w:t>
+      </w:r>
+      <w:r>
+        <w:tab/>
+        <w:t>____</w:t>
+      </w:r>
+      <w:r>
+        <w:tab/>
+      </w:r>
+      <w:r>
+        <w:tab/>
+        <w:t>____</w:t>
+      </w:r>
+      <w:r>
+        <w:tab/>
+      </w:r>
+      <w:r>
+        <w:tab/>
+        <w:t>____</w:t>
+      </w:r>
+      <w:r>
+        <w:tab/>
+      </w:r>
+      <w:r>
+        <w:tab/>
+        <w:t>____</w:t>
+      </w:r>
+      <w:r>
+        <w:tab/>
+      </w:r>
+      <w:r>
+        <w:tab/>
+        <w:t>____</w:t>
+      </w:r>
+      <w:r>
+        <w:tab/>
+      </w:r>
+      <w:r>
+        <w:tab/>
+        <w:t>____</w:t>
+      </w:r>
+      <w:r>
+        <w:br/>
+        <w:t>Prediction:</w:t>
+      </w:r>
+      <w:r>
+        <w:tab/>
+        <w:t>____</w:t>
+      </w:r>
+      <w:r>
+        <w:tab/>
+      </w:r>
+      <w:r>
+        <w:tab/>
+        <w:t>____</w:t>
+      </w:r>
+      <w:r>
+        <w:tab/>
+      </w:r>
+      <w:r>
+        <w:tab/>
+        <w:t>____</w:t>
+      </w:r>
+      <w:r>
+        <w:tab/>
+      </w:r>
+      <w:r>
+        <w:tab/>
+        <w:t>____</w:t>
+      </w:r>
+      <w:r>
+        <w:tab/>
+      </w:r>
+      <w:r>
+        <w:tab/>
+        <w:t>____</w:t>
+      </w:r>
+      <w:r>
+        <w:tab/>
+      </w:r>
+      <w:r>
+        <w:tab/>
+        <w:t>____</w:t>
+      </w:r>
+      <w:r>
+        <w:br/>
+        <w:t>Action:</w:t>
       </w:r>
       <w:r>
         <w:tab/>
@@ -1494,11 +1600,9 @@
       <w:r>
         <w:t xml:space="preserve">. Your goal is to capture the Deep Cover Spy. Your actions are: Move to an adjacent state, Stay in your current state, or Capture in your current state. Roll a die to determine your start state. </w:t>
       </w:r>
-    </w:p>
-    <w:p>
-      <w:pPr>
-        <w:spacing w:after="0"/>
-      </w:pPr>
+      <w:r>
+        <w:br/>
+      </w:r>
       <w:r>
         <w:rPr>
           <w:b/>
@@ -1509,20 +1613,13 @@
       <w:r>
         <w:t>ove:</w:t>
       </w:r>
-    </w:p>
-    <w:p>
-      <w:pPr>
-        <w:spacing w:after="0"/>
-      </w:pPr>
-      <w:r>
-        <w:tab/>
-        <w:t>Move deterministically to an adjacent state.</w:t>
-      </w:r>
-    </w:p>
-    <w:p>
-      <w:pPr>
-        <w:spacing w:after="0"/>
-      </w:pPr>
+      <w:r>
+        <w:br/>
+        <w:t xml:space="preserve">              Move deterministically to an adjacent state.</w:t>
+      </w:r>
+      <w:r>
+        <w:br/>
+      </w:r>
       <w:r>
         <w:rPr>
           <w:b/>
@@ -1533,17 +1630,13 @@
       <w:r>
         <w:t>tay:</w:t>
       </w:r>
-    </w:p>
-    <w:p>
-      <w:r>
-        <w:tab/>
-        <w:t>Stay in your current state.</w:t>
-      </w:r>
-    </w:p>
-    <w:p>
-      <w:pPr>
-        <w:spacing w:after="0"/>
-      </w:pPr>
+      <w:r>
+        <w:br/>
+        <w:t xml:space="preserve">              Stay in your current state.</w:t>
+      </w:r>
+      <w:r>
+        <w:br/>
+      </w:r>
       <w:r>
         <w:rPr>
           <w:b/>
@@ -1554,17 +1647,11 @@
       <w:r>
         <w:t>apture:</w:t>
       </w:r>
-    </w:p>
-    <w:p>
-      <w:pPr>
-        <w:spacing w:after="0"/>
-      </w:pPr>
-      <w:r>
-        <w:tab/>
-        <w:t>If the Deep Cover Spy is in the same state as you, you capture them and end the game. If not, you blow your cover, and the Deep Cover Spy will not transition into this state next turn.</w:t>
-      </w:r>
-    </w:p>
-    <w:p/>
+      <w:r>
+        <w:br/>
+        <w:t xml:space="preserve">              If the Deep Cover Spy is in the same state as you, you capture them and end the game. If not, you blow your cover, and the Deep Cover Spy will not transition into this state next turn.</w:t>
+      </w:r>
+    </w:p>
     <w:p>
       <w:r>
         <w:rPr>
@@ -1616,6 +1703,144 @@
       </w:r>
     </w:p>
     <w:p>
+      <w:r>
+        <w:rPr>
+          <w:b/>
+          <w:bCs/>
+        </w:rPr>
+        <w:t>ROUND 1</w:t>
+      </w:r>
+      <w:r>
+        <w:br/>
+        <w:t>Observation:</w:t>
+      </w:r>
+      <w:r>
+        <w:tab/>
+        <w:t>____</w:t>
+      </w:r>
+      <w:r>
+        <w:tab/>
+      </w:r>
+      <w:r>
+        <w:tab/>
+        <w:t>____</w:t>
+      </w:r>
+      <w:r>
+        <w:tab/>
+      </w:r>
+      <w:r>
+        <w:tab/>
+        <w:t>____</w:t>
+      </w:r>
+      <w:r>
+        <w:tab/>
+      </w:r>
+      <w:r>
+        <w:tab/>
+        <w:t>____</w:t>
+      </w:r>
+      <w:r>
+        <w:tab/>
+      </w:r>
+      <w:r>
+        <w:tab/>
+        <w:t>____</w:t>
+      </w:r>
+      <w:r>
+        <w:tab/>
+      </w:r>
+      <w:r>
+        <w:tab/>
+        <w:t>____</w:t>
+      </w:r>
+      <w:r>
+        <w:br/>
+        <w:t>Prediction:</w:t>
+      </w:r>
+      <w:r>
+        <w:tab/>
+        <w:t>____</w:t>
+      </w:r>
+      <w:r>
+        <w:tab/>
+      </w:r>
+      <w:r>
+        <w:tab/>
+        <w:t>____</w:t>
+      </w:r>
+      <w:r>
+        <w:tab/>
+      </w:r>
+      <w:r>
+        <w:tab/>
+        <w:t>____</w:t>
+      </w:r>
+      <w:r>
+        <w:tab/>
+      </w:r>
+      <w:r>
+        <w:tab/>
+        <w:t>____</w:t>
+      </w:r>
+      <w:r>
+        <w:tab/>
+      </w:r>
+      <w:r>
+        <w:tab/>
+        <w:t>____</w:t>
+      </w:r>
+      <w:r>
+        <w:tab/>
+      </w:r>
+      <w:r>
+        <w:tab/>
+        <w:t>____</w:t>
+      </w:r>
+      <w:r>
+        <w:br/>
+        <w:t>Action:</w:t>
+      </w:r>
+      <w:r>
+        <w:tab/>
+        <w:t>____</w:t>
+      </w:r>
+      <w:r>
+        <w:tab/>
+      </w:r>
+      <w:r>
+        <w:tab/>
+        <w:t>____</w:t>
+      </w:r>
+      <w:r>
+        <w:tab/>
+      </w:r>
+      <w:r>
+        <w:tab/>
+        <w:t>____</w:t>
+      </w:r>
+      <w:r>
+        <w:tab/>
+      </w:r>
+      <w:r>
+        <w:tab/>
+        <w:t>____</w:t>
+      </w:r>
+      <w:r>
+        <w:tab/>
+      </w:r>
+      <w:r>
+        <w:tab/>
+        <w:t>____</w:t>
+      </w:r>
+      <w:r>
+        <w:tab/>
+      </w:r>
+      <w:r>
+        <w:tab/>
+        <w:t>____</w:t>
+      </w:r>
+    </w:p>
+    <w:p>
       <w:pPr>
         <w:spacing w:after="0"/>
         <w:rPr>
@@ -1628,14 +1853,157 @@
           <w:b/>
           <w:bCs/>
         </w:rPr>
-        <w:t>ROUND 1</w:t>
+        <w:t>ROUND 2</w:t>
+      </w:r>
+    </w:p>
+    <w:p>
+      <w:r>
+        <w:t>Observation:</w:t>
+      </w:r>
+      <w:r>
+        <w:tab/>
+        <w:t>____</w:t>
+      </w:r>
+      <w:r>
+        <w:tab/>
+      </w:r>
+      <w:r>
+        <w:tab/>
+        <w:t>____</w:t>
+      </w:r>
+      <w:r>
+        <w:tab/>
+      </w:r>
+      <w:r>
+        <w:tab/>
+        <w:t>____</w:t>
+      </w:r>
+      <w:r>
+        <w:tab/>
+      </w:r>
+      <w:r>
+        <w:tab/>
+        <w:t>____</w:t>
+      </w:r>
+      <w:r>
+        <w:tab/>
+      </w:r>
+      <w:r>
+        <w:tab/>
+        <w:t>____</w:t>
+      </w:r>
+      <w:r>
+        <w:tab/>
+      </w:r>
+      <w:r>
+        <w:tab/>
+        <w:t>____</w:t>
+      </w:r>
+      <w:r>
+        <w:br/>
+        <w:t>Prediction:</w:t>
+      </w:r>
+      <w:r>
+        <w:tab/>
+        <w:t>____</w:t>
+      </w:r>
+      <w:r>
+        <w:tab/>
+      </w:r>
+      <w:r>
+        <w:tab/>
+        <w:t>____</w:t>
+      </w:r>
+      <w:r>
+        <w:tab/>
+      </w:r>
+      <w:r>
+        <w:tab/>
+        <w:t>____</w:t>
+      </w:r>
+      <w:r>
+        <w:tab/>
+      </w:r>
+      <w:r>
+        <w:tab/>
+        <w:t>____</w:t>
+      </w:r>
+      <w:r>
+        <w:tab/>
+      </w:r>
+      <w:r>
+        <w:tab/>
+        <w:t>____</w:t>
+      </w:r>
+      <w:r>
+        <w:tab/>
+      </w:r>
+      <w:r>
+        <w:tab/>
+        <w:t>____</w:t>
+      </w:r>
+      <w:r>
+        <w:br/>
+        <w:t>Action:</w:t>
+      </w:r>
+      <w:r>
+        <w:tab/>
+        <w:t>____</w:t>
+      </w:r>
+      <w:r>
+        <w:tab/>
+      </w:r>
+      <w:r>
+        <w:tab/>
+        <w:t>____</w:t>
+      </w:r>
+      <w:r>
+        <w:tab/>
+      </w:r>
+      <w:r>
+        <w:tab/>
+        <w:t>____</w:t>
+      </w:r>
+      <w:r>
+        <w:tab/>
+      </w:r>
+      <w:r>
+        <w:tab/>
+        <w:t>____</w:t>
+      </w:r>
+      <w:r>
+        <w:tab/>
+      </w:r>
+      <w:r>
+        <w:tab/>
+        <w:t>____</w:t>
+      </w:r>
+      <w:r>
+        <w:tab/>
+      </w:r>
+      <w:r>
+        <w:tab/>
+        <w:t>____</w:t>
       </w:r>
     </w:p>
     <w:p>
       <w:pPr>
         <w:spacing w:after="0"/>
+        <w:rPr>
+          <w:b/>
+          <w:bCs/>
+        </w:rPr>
       </w:pPr>
       <w:r>
+        <w:rPr>
+          <w:b/>
+          <w:bCs/>
+        </w:rPr>
+        <w:t>ROUND 3</w:t>
+      </w:r>
+    </w:p>
+    <w:p>
+      <w:r>
         <w:t>Observation:</w:t>
       </w:r>
       <w:r>
@@ -1677,9 +2045,51 @@
         <w:tab/>
         <w:t>____</w:t>
       </w:r>
-    </w:p>
-    <w:p>
-      <w:r>
+      <w:r>
+        <w:br/>
+        <w:t>Prediction:</w:t>
+      </w:r>
+      <w:r>
+        <w:tab/>
+        <w:t>____</w:t>
+      </w:r>
+      <w:r>
+        <w:tab/>
+      </w:r>
+      <w:r>
+        <w:tab/>
+        <w:t>____</w:t>
+      </w:r>
+      <w:r>
+        <w:tab/>
+      </w:r>
+      <w:r>
+        <w:tab/>
+        <w:t>____</w:t>
+      </w:r>
+      <w:r>
+        <w:tab/>
+      </w:r>
+      <w:r>
+        <w:tab/>
+        <w:t>____</w:t>
+      </w:r>
+      <w:r>
+        <w:tab/>
+      </w:r>
+      <w:r>
+        <w:tab/>
+        <w:t>____</w:t>
+      </w:r>
+      <w:r>
+        <w:tab/>
+      </w:r>
+      <w:r>
+        <w:tab/>
+        <w:t>____</w:t>
+      </w:r>
+      <w:r>
+        <w:br/>
         <w:t>Action:</w:t>
       </w:r>
       <w:r>
@@ -1722,221 +2132,6 @@
         <w:t>____</w:t>
       </w:r>
     </w:p>
-    <w:p>
-      <w:pPr>
-        <w:spacing w:after="0"/>
-        <w:rPr>
-          <w:b/>
-          <w:bCs/>
-        </w:rPr>
-      </w:pPr>
-      <w:r>
-        <w:rPr>
-          <w:b/>
-          <w:bCs/>
-        </w:rPr>
-        <w:t>ROUND 2</w:t>
-      </w:r>
-    </w:p>
-    <w:p>
-      <w:pPr>
-        <w:spacing w:after="0"/>
-      </w:pPr>
-      <w:r>
-        <w:t>Observation:</w:t>
-      </w:r>
-      <w:r>
-        <w:tab/>
-        <w:t>____</w:t>
-      </w:r>
-      <w:r>
-        <w:tab/>
-      </w:r>
-      <w:r>
-        <w:tab/>
-        <w:t>____</w:t>
-      </w:r>
-      <w:r>
-        <w:tab/>
-      </w:r>
-      <w:r>
-        <w:tab/>
-        <w:t>____</w:t>
-      </w:r>
-      <w:r>
-        <w:tab/>
-      </w:r>
-      <w:r>
-        <w:tab/>
-        <w:t>____</w:t>
-      </w:r>
-      <w:r>
-        <w:tab/>
-      </w:r>
-      <w:r>
-        <w:tab/>
-        <w:t>____</w:t>
-      </w:r>
-      <w:r>
-        <w:tab/>
-      </w:r>
-      <w:r>
-        <w:tab/>
-        <w:t>____</w:t>
-      </w:r>
-    </w:p>
-    <w:p>
-      <w:r>
-        <w:t>Action:</w:t>
-      </w:r>
-      <w:r>
-        <w:tab/>
-        <w:t>____</w:t>
-      </w:r>
-      <w:r>
-        <w:tab/>
-      </w:r>
-      <w:r>
-        <w:tab/>
-        <w:t>____</w:t>
-      </w:r>
-      <w:r>
-        <w:tab/>
-      </w:r>
-      <w:r>
-        <w:tab/>
-        <w:t>____</w:t>
-      </w:r>
-      <w:r>
-        <w:tab/>
-      </w:r>
-      <w:r>
-        <w:tab/>
-        <w:t>____</w:t>
-      </w:r>
-      <w:r>
-        <w:tab/>
-      </w:r>
-      <w:r>
-        <w:tab/>
-        <w:t>____</w:t>
-      </w:r>
-      <w:r>
-        <w:tab/>
-      </w:r>
-      <w:r>
-        <w:tab/>
-        <w:t>____</w:t>
-      </w:r>
-    </w:p>
-    <w:p>
-      <w:pPr>
-        <w:spacing w:after="0"/>
-        <w:rPr>
-          <w:b/>
-          <w:bCs/>
-        </w:rPr>
-      </w:pPr>
-      <w:r>
-        <w:rPr>
-          <w:b/>
-          <w:bCs/>
-        </w:rPr>
-        <w:t>ROUND 3</w:t>
-      </w:r>
-    </w:p>
-    <w:p>
-      <w:pPr>
-        <w:spacing w:after="0"/>
-      </w:pPr>
-      <w:r>
-        <w:t>Observation:</w:t>
-      </w:r>
-      <w:r>
-        <w:tab/>
-        <w:t>____</w:t>
-      </w:r>
-      <w:r>
-        <w:tab/>
-      </w:r>
-      <w:r>
-        <w:tab/>
-        <w:t>____</w:t>
-      </w:r>
-      <w:r>
-        <w:tab/>
-      </w:r>
-      <w:r>
-        <w:tab/>
-        <w:t>____</w:t>
-      </w:r>
-      <w:r>
-        <w:tab/>
-      </w:r>
-      <w:r>
-        <w:tab/>
-        <w:t>____</w:t>
-      </w:r>
-      <w:r>
-        <w:tab/>
-      </w:r>
-      <w:r>
-        <w:tab/>
-        <w:t>____</w:t>
-      </w:r>
-      <w:r>
-        <w:tab/>
-      </w:r>
-      <w:r>
-        <w:tab/>
-        <w:t>____</w:t>
-      </w:r>
-    </w:p>
-    <w:p>
-      <w:r>
-        <w:t>Action:</w:t>
-      </w:r>
-      <w:r>
-        <w:tab/>
-        <w:t>____</w:t>
-      </w:r>
-      <w:r>
-        <w:tab/>
-      </w:r>
-      <w:r>
-        <w:tab/>
-        <w:t>____</w:t>
-      </w:r>
-      <w:r>
-        <w:tab/>
-      </w:r>
-      <w:r>
-        <w:tab/>
-        <w:t>____</w:t>
-      </w:r>
-      <w:r>
-        <w:tab/>
-      </w:r>
-      <w:r>
-        <w:tab/>
-        <w:t>____</w:t>
-      </w:r>
-      <w:r>
-        <w:tab/>
-      </w:r>
-      <w:r>
-        <w:tab/>
-        <w:t>____</w:t>
-      </w:r>
-      <w:r>
-        <w:tab/>
-      </w:r>
-      <w:r>
-        <w:tab/>
-        <w:t>____</w:t>
-      </w:r>
-    </w:p>
-    <w:p/>
     <w:sectPr>
       <w:pgSz w:w="12240" w:h="15840"/>
       <w:pgMar w:top="1440" w:right="1440" w:bottom="1440" w:left="1440" w:header="720" w:footer="720" w:gutter="0"/>
